--- a/media/R2499/form_template/dg/动态测试环境说明.docx
+++ b/media/R2499/form_template/dg/动态测试环境说明.docx
@@ -1,6 +1,6 @@
 
 <file path=word/document.xml><?xml version="1.0" encoding="utf-8"?>
-<w:document xmlns:wpc="http://schemas.microsoft.com/office/word/2010/wordprocessingCanvas" xmlns:cx="http://schemas.microsoft.com/office/drawing/2014/chartex" xmlns:cx1="http://schemas.microsoft.com/office/drawing/2015/9/8/chartex" xmlns:cx2="http://schemas.microsoft.com/office/drawing/2015/10/21/chartex" xmlns:cx3="http://schemas.microsoft.com/office/drawing/2016/5/9/chartex" xmlns:cx4="http://schemas.microsoft.com/office/drawing/2016/5/10/chartex" xmlns:cx5="http://schemas.microsoft.com/office/drawing/2016/5/11/chartex" xmlns:cx6="http://schemas.microsoft.com/office/drawing/2016/5/12/chartex" xmlns:cx7="http://schemas.microsoft.com/office/drawing/2016/5/13/chartex" xmlns:cx8="http://schemas.microsoft.com/office/drawing/2016/5/14/chartex" xmlns:mc="http://schemas.openxmlformats.org/markup-compatibility/2006" xmlns:aink="http://schemas.microsoft.com/office/drawing/2016/ink" xmlns:am3d="http://schemas.microsoft.com/office/drawing/2017/model3d" xmlns:o="urn:schemas-microsoft-com:office:office" xmlns:oel="http://schemas.microsoft.com/office/2019/extlst" xmlns:r="http://schemas.openxmlformats.org/officeDocument/2006/relationships" xmlns:m="http://schemas.openxmlformats.org/officeDocument/2006/math" xmlns:v="urn:schemas-microsoft-com:vml" xmlns:wp14="http://schemas.microsoft.com/office/word/2010/wordprocessingDrawing" xmlns:wp="http://schemas.openxmlformats.org/drawingml/2006/wordprocessingDrawing" xmlns:w10="urn:schemas-microsoft-com:office:word" xmlns:w="http://schemas.openxmlformats.org/wordprocessingml/2006/main" xmlns:w14="http://schemas.microsoft.com/office/word/2010/wordml" xmlns:w15="http://schemas.microsoft.com/office/word/2012/wordml" xmlns:w16cex="http://schemas.microsoft.com/office/word/2018/wordml/cex" xmlns:w16cid="http://schemas.microsoft.com/office/word/2016/wordml/cid" xmlns:w16="http://schemas.microsoft.com/office/word/2018/wordml" xmlns:w16du="http://schemas.microsoft.com/office/word/2023/wordml/word16du" xmlns:w16sdtdh="http://schemas.microsoft.com/office/word/2020/wordml/sdtdatahash" xmlns:w16se="http://schemas.microsoft.com/office/word/2015/wordml/symex" xmlns:wpg="http://schemas.microsoft.com/office/word/2010/wordprocessingGroup" xmlns:wpi="http://schemas.microsoft.com/office/word/2010/wordprocessingInk" xmlns:wne="http://schemas.microsoft.com/office/word/2006/wordml" xmlns:wps="http://schemas.microsoft.com/office/word/2010/wordprocessingShape" mc:Ignorable="w14 w15 w16se w16cid w16 w16cex w16sdtdh w16du wp14">
+<w:document xmlns:wpc="http://schemas.microsoft.com/office/word/2010/wordprocessingCanvas" xmlns:cx="http://schemas.microsoft.com/office/drawing/2014/chartex" xmlns:cx1="http://schemas.microsoft.com/office/drawing/2015/9/8/chartex" xmlns:cx2="http://schemas.microsoft.com/office/drawing/2015/10/21/chartex" xmlns:cx3="http://schemas.microsoft.com/office/drawing/2016/5/9/chartex" xmlns:cx4="http://schemas.microsoft.com/office/drawing/2016/5/10/chartex" xmlns:cx5="http://schemas.microsoft.com/office/drawing/2016/5/11/chartex" xmlns:cx6="http://schemas.microsoft.com/office/drawing/2016/5/12/chartex" xmlns:cx7="http://schemas.microsoft.com/office/drawing/2016/5/13/chartex" xmlns:cx8="http://schemas.microsoft.com/office/drawing/2016/5/14/chartex" xmlns:mc="http://schemas.openxmlformats.org/markup-compatibility/2006" xmlns:aink="http://schemas.microsoft.com/office/drawing/2016/ink" xmlns:am3d="http://schemas.microsoft.com/office/drawing/2017/model3d" xmlns:o="urn:schemas-microsoft-com:office:office" xmlns:oel="http://schemas.microsoft.com/office/2019/extlst" xmlns:r="http://schemas.openxmlformats.org/officeDocument/2006/relationships" xmlns:m="http://schemas.openxmlformats.org/officeDocument/2006/math" xmlns:v="urn:schemas-microsoft-com:vml" xmlns:wp14="http://schemas.microsoft.com/office/word/2010/wordprocessingDrawing" xmlns:wp="http://schemas.openxmlformats.org/drawingml/2006/wordprocessingDrawing" xmlns:w10="urn:schemas-microsoft-com:office:word" xmlns:w="http://schemas.openxmlformats.org/wordprocessingml/2006/main" xmlns:w14="http://schemas.microsoft.com/office/word/2010/wordml" xmlns:w15="http://schemas.microsoft.com/office/word/2012/wordml" xmlns:w16cex="http://schemas.microsoft.com/office/word/2018/wordml/cex" xmlns:w16cid="http://schemas.microsoft.com/office/word/2016/wordml/cid" xmlns:w16="http://schemas.microsoft.com/office/word/2018/wordml" xmlns:w16du="http://schemas.microsoft.com/office/word/2023/wordml/word16du" xmlns:w16sdtdh="http://schemas.microsoft.com/office/word/2020/wordml/sdtdatahash" xmlns:w16sdtfl="http://schemas.microsoft.com/office/word/2024/wordml/sdtformatlock" xmlns:w16se="http://schemas.microsoft.com/office/word/2015/wordml/symex" xmlns:wpg="http://schemas.microsoft.com/office/word/2010/wordprocessingGroup" xmlns:wpi="http://schemas.microsoft.com/office/word/2010/wordprocessingInk" xmlns:wne="http://schemas.microsoft.com/office/word/2006/wordml" xmlns:wps="http://schemas.microsoft.com/office/word/2010/wordprocessingShape" mc:Ignorable="w14 w15 w16se w16cid w16 w16cex w16sdtdh w16sdtfl w16du wp14">
   <w:body>
     <w:p>
       <w:pPr>
@@ -143,14 +143,17 @@
           </w:tcPr>
           <w:p>
             <w:pPr>
+              <w:spacing w:line="240" w:lineRule="auto"/>
               <w:rPr>
                 <w:rFonts w:eastAsia="黑体"/>
+                <w:sz w:val="21"/>
                 <w:szCs w:val="21"/>
               </w:rPr>
             </w:pPr>
             <w:r>
               <w:rPr>
                 <w:rFonts w:eastAsia="黑体" w:hint="eastAsia"/>
+                <w:sz w:val="21"/>
                 <w:szCs w:val="21"/>
               </w:rPr>
               <w:t xml:space="preserve">{%tr for li in </w:t>
@@ -158,20 +161,15 @@
             <w:r>
               <w:rPr>
                 <w:rFonts w:hint="eastAsia"/>
+                <w:sz w:val="21"/>
                 <w:szCs w:val="21"/>
               </w:rPr>
-              <w:t>line</w:t>
-            </w:r>
-            <w:r>
-              <w:rPr>
-                <w:rFonts w:hint="eastAsia"/>
-                <w:szCs w:val="21"/>
-              </w:rPr>
-              <w:t>.data</w:t>
+              <w:t>line.data</w:t>
             </w:r>
             <w:r>
               <w:rPr>
                 <w:rFonts w:eastAsia="黑体" w:hint="eastAsia"/>
+                <w:sz w:val="21"/>
                 <w:szCs w:val="21"/>
               </w:rPr>
               <w:t xml:space="preserve"> %}</w:t>
@@ -191,13 +189,16 @@
           </w:tcPr>
           <w:p>
             <w:pPr>
+              <w:spacing w:line="240" w:lineRule="auto"/>
               <w:rPr>
+                <w:sz w:val="21"/>
                 <w:szCs w:val="21"/>
               </w:rPr>
             </w:pPr>
             <w:r>
               <w:rPr>
                 <w:rFonts w:hint="eastAsia"/>
+                <w:sz w:val="21"/>
                 <w:szCs w:val="21"/>
               </w:rPr>
               <w:t>{%tc for ci in li %}</w:t>
@@ -212,13 +213,16 @@
           </w:tcPr>
           <w:p>
             <w:pPr>
+              <w:spacing w:line="240" w:lineRule="auto"/>
               <w:rPr>
+                <w:sz w:val="21"/>
                 <w:szCs w:val="21"/>
               </w:rPr>
             </w:pPr>
             <w:r>
               <w:rPr>
                 <w:rFonts w:hint="eastAsia"/>
+                <w:sz w:val="21"/>
                 <w:szCs w:val="21"/>
               </w:rPr>
               <w:t>{{ ci }}</w:t>
@@ -233,14 +237,17 @@
           </w:tcPr>
           <w:p>
             <w:pPr>
+              <w:spacing w:line="240" w:lineRule="auto"/>
               <w:jc w:val="left"/>
               <w:rPr>
+                <w:sz w:val="21"/>
                 <w:szCs w:val="21"/>
               </w:rPr>
             </w:pPr>
             <w:r>
               <w:rPr>
                 <w:rFonts w:hint="eastAsia"/>
+                <w:sz w:val="21"/>
                 <w:szCs w:val="21"/>
               </w:rPr>
               <w:t>{%tc endfor %}</w:t>
@@ -261,14 +268,17 @@
           </w:tcPr>
           <w:p>
             <w:pPr>
+              <w:spacing w:line="240" w:lineRule="auto"/>
               <w:jc w:val="left"/>
               <w:rPr>
+                <w:sz w:val="21"/>
                 <w:szCs w:val="21"/>
               </w:rPr>
             </w:pPr>
             <w:r>
               <w:rPr>
                 <w:rFonts w:hint="eastAsia"/>
+                <w:sz w:val="21"/>
                 <w:szCs w:val="21"/>
               </w:rPr>
               <w:t>{%tr endfor %}</w:t>
@@ -314,33 +324,17 @@
         <w:spacing w:line="360" w:lineRule="auto"/>
         <w:jc w:val="center"/>
         <w:rPr>
-          <w:sz w:val="24"/>
-          <w:szCs w:val="24"/>
-        </w:rPr>
-      </w:pPr>
-      <w:r>
-        <w:rPr>
-          <w:rFonts w:hint="eastAsia"/>
-          <w:sz w:val="24"/>
-          <w:szCs w:val="24"/>
-        </w:rPr>
-        <w:t xml:space="preserve">{{ </w:t>
-      </w:r>
-      <w:r>
-        <w:rPr>
-          <w:rFonts w:hint="eastAsia"/>
-          <w:sz w:val="24"/>
-          <w:szCs w:val="24"/>
-        </w:rPr>
-        <w:t>line.data</w:t>
-      </w:r>
-      <w:r>
-        <w:rPr>
-          <w:rFonts w:hint="eastAsia"/>
-          <w:sz w:val="24"/>
-          <w:szCs w:val="24"/>
-        </w:rPr>
-        <w:t xml:space="preserve"> }}</w:t>
+          <w:sz w:val="21"/>
+          <w:szCs w:val="21"/>
+        </w:rPr>
+      </w:pPr>
+      <w:r>
+        <w:rPr>
+          <w:rFonts w:hint="eastAsia"/>
+          <w:sz w:val="21"/>
+          <w:szCs w:val="21"/>
+        </w:rPr>
+        <w:t>{{ line.data }}</w:t>
       </w:r>
     </w:p>
     <w:p>
@@ -471,14 +465,17 @@
           </w:tcPr>
           <w:p>
             <w:pPr>
+              <w:spacing w:line="240" w:lineRule="auto"/>
               <w:rPr>
                 <w:rFonts w:eastAsia="黑体"/>
+                <w:sz w:val="21"/>
                 <w:szCs w:val="21"/>
               </w:rPr>
             </w:pPr>
             <w:r>
               <w:rPr>
                 <w:rFonts w:eastAsia="黑体" w:hint="eastAsia"/>
+                <w:sz w:val="21"/>
                 <w:szCs w:val="21"/>
               </w:rPr>
               <w:t xml:space="preserve">{%tr for li in </w:t>
@@ -486,20 +483,15 @@
             <w:r>
               <w:rPr>
                 <w:rFonts w:hint="eastAsia"/>
+                <w:sz w:val="21"/>
                 <w:szCs w:val="21"/>
               </w:rPr>
-              <w:t>line</w:t>
-            </w:r>
-            <w:r>
-              <w:rPr>
-                <w:rFonts w:hint="eastAsia"/>
-                <w:szCs w:val="21"/>
-              </w:rPr>
-              <w:t>.data</w:t>
+              <w:t>line.data</w:t>
             </w:r>
             <w:r>
               <w:rPr>
                 <w:rFonts w:eastAsia="黑体" w:hint="eastAsia"/>
+                <w:sz w:val="21"/>
                 <w:szCs w:val="21"/>
               </w:rPr>
               <w:t xml:space="preserve"> %}</w:t>
@@ -519,13 +511,16 @@
           </w:tcPr>
           <w:p>
             <w:pPr>
+              <w:spacing w:line="240" w:lineRule="auto"/>
               <w:rPr>
+                <w:sz w:val="21"/>
                 <w:szCs w:val="21"/>
               </w:rPr>
             </w:pPr>
             <w:r>
               <w:rPr>
                 <w:rFonts w:hint="eastAsia"/>
+                <w:sz w:val="21"/>
                 <w:szCs w:val="21"/>
               </w:rPr>
               <w:t>{%tc for ci in li %}</w:t>
@@ -540,13 +535,16 @@
           </w:tcPr>
           <w:p>
             <w:pPr>
+              <w:spacing w:line="240" w:lineRule="auto"/>
               <w:rPr>
+                <w:sz w:val="21"/>
                 <w:szCs w:val="21"/>
               </w:rPr>
             </w:pPr>
             <w:r>
               <w:rPr>
                 <w:rFonts w:hint="eastAsia"/>
+                <w:sz w:val="21"/>
                 <w:szCs w:val="21"/>
               </w:rPr>
               <w:t>{{ ci }}</w:t>
@@ -561,14 +559,17 @@
           </w:tcPr>
           <w:p>
             <w:pPr>
+              <w:spacing w:line="240" w:lineRule="auto"/>
               <w:jc w:val="left"/>
               <w:rPr>
+                <w:sz w:val="21"/>
                 <w:szCs w:val="21"/>
               </w:rPr>
             </w:pPr>
             <w:r>
               <w:rPr>
                 <w:rFonts w:hint="eastAsia"/>
+                <w:sz w:val="21"/>
                 <w:szCs w:val="21"/>
               </w:rPr>
               <w:t>{%tc endfor %}</w:t>
@@ -589,14 +590,17 @@
           </w:tcPr>
           <w:p>
             <w:pPr>
+              <w:spacing w:line="240" w:lineRule="auto"/>
               <w:jc w:val="left"/>
               <w:rPr>
+                <w:sz w:val="21"/>
                 <w:szCs w:val="21"/>
               </w:rPr>
             </w:pPr>
             <w:r>
               <w:rPr>
                 <w:rFonts w:hint="eastAsia"/>
+                <w:sz w:val="21"/>
                 <w:szCs w:val="21"/>
               </w:rPr>
               <w:t>{%tr endfor %}</w:t>
@@ -1142,7 +1146,7 @@
 </file>
 
 <file path=word/endnotes.xml><?xml version="1.0" encoding="utf-8"?>
-<w:endnotes xmlns:wpc="http://schemas.microsoft.com/office/word/2010/wordprocessingCanvas" xmlns:cx="http://schemas.microsoft.com/office/drawing/2014/chartex" xmlns:cx1="http://schemas.microsoft.com/office/drawing/2015/9/8/chartex" xmlns:cx2="http://schemas.microsoft.com/office/drawing/2015/10/21/chartex" xmlns:cx3="http://schemas.microsoft.com/office/drawing/2016/5/9/chartex" xmlns:cx4="http://schemas.microsoft.com/office/drawing/2016/5/10/chartex" xmlns:cx5="http://schemas.microsoft.com/office/drawing/2016/5/11/chartex" xmlns:cx6="http://schemas.microsoft.com/office/drawing/2016/5/12/chartex" xmlns:cx7="http://schemas.microsoft.com/office/drawing/2016/5/13/chartex" xmlns:cx8="http://schemas.microsoft.com/office/drawing/2016/5/14/chartex" xmlns:mc="http://schemas.openxmlformats.org/markup-compatibility/2006" xmlns:aink="http://schemas.microsoft.com/office/drawing/2016/ink" xmlns:am3d="http://schemas.microsoft.com/office/drawing/2017/model3d" xmlns:o="urn:schemas-microsoft-com:office:office" xmlns:oel="http://schemas.microsoft.com/office/2019/extlst" xmlns:r="http://schemas.openxmlformats.org/officeDocument/2006/relationships" xmlns:m="http://schemas.openxmlformats.org/officeDocument/2006/math" xmlns:v="urn:schemas-microsoft-com:vml" xmlns:wp14="http://schemas.microsoft.com/office/word/2010/wordprocessingDrawing" xmlns:wp="http://schemas.openxmlformats.org/drawingml/2006/wordprocessingDrawing" xmlns:w10="urn:schemas-microsoft-com:office:word" xmlns:w="http://schemas.openxmlformats.org/wordprocessingml/2006/main" xmlns:w14="http://schemas.microsoft.com/office/word/2010/wordml" xmlns:w15="http://schemas.microsoft.com/office/word/2012/wordml" xmlns:w16cex="http://schemas.microsoft.com/office/word/2018/wordml/cex" xmlns:w16cid="http://schemas.microsoft.com/office/word/2016/wordml/cid" xmlns:w16="http://schemas.microsoft.com/office/word/2018/wordml" xmlns:w16du="http://schemas.microsoft.com/office/word/2023/wordml/word16du" xmlns:w16sdtdh="http://schemas.microsoft.com/office/word/2020/wordml/sdtdatahash" xmlns:w16se="http://schemas.microsoft.com/office/word/2015/wordml/symex" xmlns:wpg="http://schemas.microsoft.com/office/word/2010/wordprocessingGroup" xmlns:wpi="http://schemas.microsoft.com/office/word/2010/wordprocessingInk" xmlns:wne="http://schemas.microsoft.com/office/word/2006/wordml" xmlns:wps="http://schemas.microsoft.com/office/word/2010/wordprocessingShape" mc:Ignorable="w14 w15 w16se w16cid w16 w16cex w16sdtdh w16du wp14">
+<w:endnotes xmlns:wpc="http://schemas.microsoft.com/office/word/2010/wordprocessingCanvas" xmlns:cx="http://schemas.microsoft.com/office/drawing/2014/chartex" xmlns:cx1="http://schemas.microsoft.com/office/drawing/2015/9/8/chartex" xmlns:cx2="http://schemas.microsoft.com/office/drawing/2015/10/21/chartex" xmlns:cx3="http://schemas.microsoft.com/office/drawing/2016/5/9/chartex" xmlns:cx4="http://schemas.microsoft.com/office/drawing/2016/5/10/chartex" xmlns:cx5="http://schemas.microsoft.com/office/drawing/2016/5/11/chartex" xmlns:cx6="http://schemas.microsoft.com/office/drawing/2016/5/12/chartex" xmlns:cx7="http://schemas.microsoft.com/office/drawing/2016/5/13/chartex" xmlns:cx8="http://schemas.microsoft.com/office/drawing/2016/5/14/chartex" xmlns:mc="http://schemas.openxmlformats.org/markup-compatibility/2006" xmlns:aink="http://schemas.microsoft.com/office/drawing/2016/ink" xmlns:am3d="http://schemas.microsoft.com/office/drawing/2017/model3d" xmlns:o="urn:schemas-microsoft-com:office:office" xmlns:oel="http://schemas.microsoft.com/office/2019/extlst" xmlns:r="http://schemas.openxmlformats.org/officeDocument/2006/relationships" xmlns:m="http://schemas.openxmlformats.org/officeDocument/2006/math" xmlns:v="urn:schemas-microsoft-com:vml" xmlns:wp14="http://schemas.microsoft.com/office/word/2010/wordprocessingDrawing" xmlns:wp="http://schemas.openxmlformats.org/drawingml/2006/wordprocessingDrawing" xmlns:w10="urn:schemas-microsoft-com:office:word" xmlns:w="http://schemas.openxmlformats.org/wordprocessingml/2006/main" xmlns:w14="http://schemas.microsoft.com/office/word/2010/wordml" xmlns:w15="http://schemas.microsoft.com/office/word/2012/wordml" xmlns:w16cex="http://schemas.microsoft.com/office/word/2018/wordml/cex" xmlns:w16cid="http://schemas.microsoft.com/office/word/2016/wordml/cid" xmlns:w16="http://schemas.microsoft.com/office/word/2018/wordml" xmlns:w16du="http://schemas.microsoft.com/office/word/2023/wordml/word16du" xmlns:w16sdtdh="http://schemas.microsoft.com/office/word/2020/wordml/sdtdatahash" xmlns:w16sdtfl="http://schemas.microsoft.com/office/word/2024/wordml/sdtformatlock" xmlns:w16se="http://schemas.microsoft.com/office/word/2015/wordml/symex" xmlns:wpg="http://schemas.microsoft.com/office/word/2010/wordprocessingGroup" xmlns:wpi="http://schemas.microsoft.com/office/word/2010/wordprocessingInk" xmlns:wne="http://schemas.microsoft.com/office/word/2006/wordml" xmlns:wps="http://schemas.microsoft.com/office/word/2010/wordprocessingShape" mc:Ignorable="w14 w15 w16se w16cid w16 w16cex w16sdtdh w16sdtfl w16du wp14">
   <w:endnote w:type="separator" w:id="-1">
     <w:p>
       <w:pPr>
@@ -1167,7 +1171,7 @@
 </file>
 
 <file path=word/footnotes.xml><?xml version="1.0" encoding="utf-8"?>
-<w:footnotes xmlns:wpc="http://schemas.microsoft.com/office/word/2010/wordprocessingCanvas" xmlns:cx="http://schemas.microsoft.com/office/drawing/2014/chartex" xmlns:cx1="http://schemas.microsoft.com/office/drawing/2015/9/8/chartex" xmlns:cx2="http://schemas.microsoft.com/office/drawing/2015/10/21/chartex" xmlns:cx3="http://schemas.microsoft.com/office/drawing/2016/5/9/chartex" xmlns:cx4="http://schemas.microsoft.com/office/drawing/2016/5/10/chartex" xmlns:cx5="http://schemas.microsoft.com/office/drawing/2016/5/11/chartex" xmlns:cx6="http://schemas.microsoft.com/office/drawing/2016/5/12/chartex" xmlns:cx7="http://schemas.microsoft.com/office/drawing/2016/5/13/chartex" xmlns:cx8="http://schemas.microsoft.com/office/drawing/2016/5/14/chartex" xmlns:mc="http://schemas.openxmlformats.org/markup-compatibility/2006" xmlns:aink="http://schemas.microsoft.com/office/drawing/2016/ink" xmlns:am3d="http://schemas.microsoft.com/office/drawing/2017/model3d" xmlns:o="urn:schemas-microsoft-com:office:office" xmlns:oel="http://schemas.microsoft.com/office/2019/extlst" xmlns:r="http://schemas.openxmlformats.org/officeDocument/2006/relationships" xmlns:m="http://schemas.openxmlformats.org/officeDocument/2006/math" xmlns:v="urn:schemas-microsoft-com:vml" xmlns:wp14="http://schemas.microsoft.com/office/word/2010/wordprocessingDrawing" xmlns:wp="http://schemas.openxmlformats.org/drawingml/2006/wordprocessingDrawing" xmlns:w10="urn:schemas-microsoft-com:office:word" xmlns:w="http://schemas.openxmlformats.org/wordprocessingml/2006/main" xmlns:w14="http://schemas.microsoft.com/office/word/2010/wordml" xmlns:w15="http://schemas.microsoft.com/office/word/2012/wordml" xmlns:w16cex="http://schemas.microsoft.com/office/word/2018/wordml/cex" xmlns:w16cid="http://schemas.microsoft.com/office/word/2016/wordml/cid" xmlns:w16="http://schemas.microsoft.com/office/word/2018/wordml" xmlns:w16du="http://schemas.microsoft.com/office/word/2023/wordml/word16du" xmlns:w16sdtdh="http://schemas.microsoft.com/office/word/2020/wordml/sdtdatahash" xmlns:w16se="http://schemas.microsoft.com/office/word/2015/wordml/symex" xmlns:wpg="http://schemas.microsoft.com/office/word/2010/wordprocessingGroup" xmlns:wpi="http://schemas.microsoft.com/office/word/2010/wordprocessingInk" xmlns:wne="http://schemas.microsoft.com/office/word/2006/wordml" xmlns:wps="http://schemas.microsoft.com/office/word/2010/wordprocessingShape" mc:Ignorable="w14 w15 w16se w16cid w16 w16cex w16sdtdh w16du wp14">
+<w:footnotes xmlns:wpc="http://schemas.microsoft.com/office/word/2010/wordprocessingCanvas" xmlns:cx="http://schemas.microsoft.com/office/drawing/2014/chartex" xmlns:cx1="http://schemas.microsoft.com/office/drawing/2015/9/8/chartex" xmlns:cx2="http://schemas.microsoft.com/office/drawing/2015/10/21/chartex" xmlns:cx3="http://schemas.microsoft.com/office/drawing/2016/5/9/chartex" xmlns:cx4="http://schemas.microsoft.com/office/drawing/2016/5/10/chartex" xmlns:cx5="http://schemas.microsoft.com/office/drawing/2016/5/11/chartex" xmlns:cx6="http://schemas.microsoft.com/office/drawing/2016/5/12/chartex" xmlns:cx7="http://schemas.microsoft.com/office/drawing/2016/5/13/chartex" xmlns:cx8="http://schemas.microsoft.com/office/drawing/2016/5/14/chartex" xmlns:mc="http://schemas.openxmlformats.org/markup-compatibility/2006" xmlns:aink="http://schemas.microsoft.com/office/drawing/2016/ink" xmlns:am3d="http://schemas.microsoft.com/office/drawing/2017/model3d" xmlns:o="urn:schemas-microsoft-com:office:office" xmlns:oel="http://schemas.microsoft.com/office/2019/extlst" xmlns:r="http://schemas.openxmlformats.org/officeDocument/2006/relationships" xmlns:m="http://schemas.openxmlformats.org/officeDocument/2006/math" xmlns:v="urn:schemas-microsoft-com:vml" xmlns:wp14="http://schemas.microsoft.com/office/word/2010/wordprocessingDrawing" xmlns:wp="http://schemas.openxmlformats.org/drawingml/2006/wordprocessingDrawing" xmlns:w10="urn:schemas-microsoft-com:office:word" xmlns:w="http://schemas.openxmlformats.org/wordprocessingml/2006/main" xmlns:w14="http://schemas.microsoft.com/office/word/2010/wordml" xmlns:w15="http://schemas.microsoft.com/office/word/2012/wordml" xmlns:w16cex="http://schemas.microsoft.com/office/word/2018/wordml/cex" xmlns:w16cid="http://schemas.microsoft.com/office/word/2016/wordml/cid" xmlns:w16="http://schemas.microsoft.com/office/word/2018/wordml" xmlns:w16du="http://schemas.microsoft.com/office/word/2023/wordml/word16du" xmlns:w16sdtdh="http://schemas.microsoft.com/office/word/2020/wordml/sdtdatahash" xmlns:w16sdtfl="http://schemas.microsoft.com/office/word/2024/wordml/sdtformatlock" xmlns:w16se="http://schemas.microsoft.com/office/word/2015/wordml/symex" xmlns:wpg="http://schemas.microsoft.com/office/word/2010/wordprocessingGroup" xmlns:wpi="http://schemas.microsoft.com/office/word/2010/wordprocessingInk" xmlns:wne="http://schemas.microsoft.com/office/word/2006/wordml" xmlns:wps="http://schemas.microsoft.com/office/word/2010/wordprocessingShape" mc:Ignorable="w14 w15 w16se w16cid w16 w16cex w16sdtdh w16sdtfl w16du wp14">
   <w:footnote w:type="separator" w:id="-1">
     <w:p>
       <w:pPr>
@@ -1192,7 +1196,7 @@
 </file>
 
 <file path=word/numbering.xml><?xml version="1.0" encoding="utf-8"?>
-<w:numbering xmlns:wpc="http://schemas.microsoft.com/office/word/2010/wordprocessingCanvas" xmlns:cx="http://schemas.microsoft.com/office/drawing/2014/chartex" xmlns:cx1="http://schemas.microsoft.com/office/drawing/2015/9/8/chartex" xmlns:cx2="http://schemas.microsoft.com/office/drawing/2015/10/21/chartex" xmlns:cx3="http://schemas.microsoft.com/office/drawing/2016/5/9/chartex" xmlns:cx4="http://schemas.microsoft.com/office/drawing/2016/5/10/chartex" xmlns:cx5="http://schemas.microsoft.com/office/drawing/2016/5/11/chartex" xmlns:cx6="http://schemas.microsoft.com/office/drawing/2016/5/12/chartex" xmlns:cx7="http://schemas.microsoft.com/office/drawing/2016/5/13/chartex" xmlns:cx8="http://schemas.microsoft.com/office/drawing/2016/5/14/chartex" xmlns:mc="http://schemas.openxmlformats.org/markup-compatibility/2006" xmlns:aink="http://schemas.microsoft.com/office/drawing/2016/ink" xmlns:am3d="http://schemas.microsoft.com/office/drawing/2017/model3d" xmlns:o="urn:schemas-microsoft-com:office:office" xmlns:oel="http://schemas.microsoft.com/office/2019/extlst" xmlns:r="http://schemas.openxmlformats.org/officeDocument/2006/relationships" xmlns:m="http://schemas.openxmlformats.org/officeDocument/2006/math" xmlns:v="urn:schemas-microsoft-com:vml" xmlns:wp14="http://schemas.microsoft.com/office/word/2010/wordprocessingDrawing" xmlns:wp="http://schemas.openxmlformats.org/drawingml/2006/wordprocessingDrawing" xmlns:w10="urn:schemas-microsoft-com:office:word" xmlns:w="http://schemas.openxmlformats.org/wordprocessingml/2006/main" xmlns:w14="http://schemas.microsoft.com/office/word/2010/wordml" xmlns:w15="http://schemas.microsoft.com/office/word/2012/wordml" xmlns:w16cex="http://schemas.microsoft.com/office/word/2018/wordml/cex" xmlns:w16cid="http://schemas.microsoft.com/office/word/2016/wordml/cid" xmlns:w16="http://schemas.microsoft.com/office/word/2018/wordml" xmlns:w16du="http://schemas.microsoft.com/office/word/2023/wordml/word16du" xmlns:w16sdtdh="http://schemas.microsoft.com/office/word/2020/wordml/sdtdatahash" xmlns:w16se="http://schemas.microsoft.com/office/word/2015/wordml/symex" xmlns:wpg="http://schemas.microsoft.com/office/word/2010/wordprocessingGroup" xmlns:wpi="http://schemas.microsoft.com/office/word/2010/wordprocessingInk" xmlns:wne="http://schemas.microsoft.com/office/word/2006/wordml" xmlns:wps="http://schemas.microsoft.com/office/word/2010/wordprocessingShape" mc:Ignorable="w14 w15 w16se w16cid w16 w16cex w16sdtdh w16du wp14">
+<w:numbering xmlns:wpc="http://schemas.microsoft.com/office/word/2010/wordprocessingCanvas" xmlns:cx="http://schemas.microsoft.com/office/drawing/2014/chartex" xmlns:cx1="http://schemas.microsoft.com/office/drawing/2015/9/8/chartex" xmlns:cx2="http://schemas.microsoft.com/office/drawing/2015/10/21/chartex" xmlns:cx3="http://schemas.microsoft.com/office/drawing/2016/5/9/chartex" xmlns:cx4="http://schemas.microsoft.com/office/drawing/2016/5/10/chartex" xmlns:cx5="http://schemas.microsoft.com/office/drawing/2016/5/11/chartex" xmlns:cx6="http://schemas.microsoft.com/office/drawing/2016/5/12/chartex" xmlns:cx7="http://schemas.microsoft.com/office/drawing/2016/5/13/chartex" xmlns:cx8="http://schemas.microsoft.com/office/drawing/2016/5/14/chartex" xmlns:mc="http://schemas.openxmlformats.org/markup-compatibility/2006" xmlns:aink="http://schemas.microsoft.com/office/drawing/2016/ink" xmlns:am3d="http://schemas.microsoft.com/office/drawing/2017/model3d" xmlns:o="urn:schemas-microsoft-com:office:office" xmlns:oel="http://schemas.microsoft.com/office/2019/extlst" xmlns:r="http://schemas.openxmlformats.org/officeDocument/2006/relationships" xmlns:m="http://schemas.openxmlformats.org/officeDocument/2006/math" xmlns:v="urn:schemas-microsoft-com:vml" xmlns:wp14="http://schemas.microsoft.com/office/word/2010/wordprocessingDrawing" xmlns:wp="http://schemas.openxmlformats.org/drawingml/2006/wordprocessingDrawing" xmlns:w10="urn:schemas-microsoft-com:office:word" xmlns:w="http://schemas.openxmlformats.org/wordprocessingml/2006/main" xmlns:w14="http://schemas.microsoft.com/office/word/2010/wordml" xmlns:w15="http://schemas.microsoft.com/office/word/2012/wordml" xmlns:w16cex="http://schemas.microsoft.com/office/word/2018/wordml/cex" xmlns:w16cid="http://schemas.microsoft.com/office/word/2016/wordml/cid" xmlns:w16="http://schemas.microsoft.com/office/word/2018/wordml" xmlns:w16du="http://schemas.microsoft.com/office/word/2023/wordml/word16du" xmlns:w16sdtdh="http://schemas.microsoft.com/office/word/2020/wordml/sdtdatahash" xmlns:w16sdtfl="http://schemas.microsoft.com/office/word/2024/wordml/sdtformatlock" xmlns:w16se="http://schemas.microsoft.com/office/word/2015/wordml/symex" xmlns:wpg="http://schemas.microsoft.com/office/word/2010/wordprocessingGroup" xmlns:wpi="http://schemas.microsoft.com/office/word/2010/wordprocessingInk" xmlns:wne="http://schemas.microsoft.com/office/word/2006/wordml" xmlns:wps="http://schemas.microsoft.com/office/word/2010/wordprocessingShape" mc:Ignorable="w14 w15 w16se w16cid w16 w16cex w16sdtdh w16sdtfl w16du wp14">
   <w:abstractNum w:abstractNumId="0" w15:restartNumberingAfterBreak="0">
     <w:nsid w:val="0A5920EB"/>
     <w:multiLevelType w:val="hybridMultilevel"/>
@@ -1560,7 +1564,7 @@
 </file>
 
 <file path=word/styles.xml><?xml version="1.0" encoding="utf-8"?>
-<w:styles xmlns:mc="http://schemas.openxmlformats.org/markup-compatibility/2006" xmlns:r="http://schemas.openxmlformats.org/officeDocument/2006/relationships" xmlns:w="http://schemas.openxmlformats.org/wordprocessingml/2006/main" xmlns:w14="http://schemas.microsoft.com/office/word/2010/wordml" xmlns:w15="http://schemas.microsoft.com/office/word/2012/wordml" xmlns:w16cex="http://schemas.microsoft.com/office/word/2018/wordml/cex" xmlns:w16cid="http://schemas.microsoft.com/office/word/2016/wordml/cid" xmlns:w16="http://schemas.microsoft.com/office/word/2018/wordml" xmlns:w16du="http://schemas.microsoft.com/office/word/2023/wordml/word16du" xmlns:w16sdtdh="http://schemas.microsoft.com/office/word/2020/wordml/sdtdatahash" xmlns:w16se="http://schemas.microsoft.com/office/word/2015/wordml/symex" mc:Ignorable="w14 w15 w16se w16cid w16 w16cex w16sdtdh w16du">
+<w:styles xmlns:mc="http://schemas.openxmlformats.org/markup-compatibility/2006" xmlns:r="http://schemas.openxmlformats.org/officeDocument/2006/relationships" xmlns:w="http://schemas.openxmlformats.org/wordprocessingml/2006/main" xmlns:w14="http://schemas.microsoft.com/office/word/2010/wordml" xmlns:w15="http://schemas.microsoft.com/office/word/2012/wordml" xmlns:w16cex="http://schemas.microsoft.com/office/word/2018/wordml/cex" xmlns:w16cid="http://schemas.microsoft.com/office/word/2016/wordml/cid" xmlns:w16="http://schemas.microsoft.com/office/word/2018/wordml" xmlns:w16du="http://schemas.microsoft.com/office/word/2023/wordml/word16du" xmlns:w16sdtdh="http://schemas.microsoft.com/office/word/2020/wordml/sdtdatahash" xmlns:w16sdtfl="http://schemas.microsoft.com/office/word/2024/wordml/sdtformatlock" xmlns:w16se="http://schemas.microsoft.com/office/word/2015/wordml/symex" mc:Ignorable="w14 w15 w16se w16cid w16 w16cex w16sdtdh w16sdtfl w16du">
   <w:docDefaults>
     <w:rPrDefault>
       <w:rPr>
